--- a/docs/商品评价的观点自动提取-课题报告-v2.docx
+++ b/docs/商品评价的观点自动提取-课题报告-v2.docx
@@ -35,7 +35,7 @@
           <w:b w:val="0"/>
           <w:sz w:val="24"/>
         </w:rPr>
-        <w:t>商品评价是消费者决策与商家运营的重要依据，然而电商平台评价数量庞大且良莠不齐，反讽表达、极端宣泄、水军刷评与人工智能生成内容相互混杂，使用者难以从中快速提炼可靠观点。本课题以豆瓣电影评论为研究对象，构建了一套从数据采集、可疑评论初筛到智能体深度分析的自动化观点提取系统。需要说明的是，观点自动提取通常涵盖观点识别、倾向判定与观点抽取等环节，而评论可信度与真实性的判定是其中承上启下的关键一环，它决定了下游观点是否可信、可否采纳。本课题聚焦于识别可疑、需重点分析的评论，将其定位为观点自动提取流水线的核心前置模块，对每条评论先行甄别是否可靠，再据此决定是否进入深挖环节。区别于早期依赖单一模型逐条处理的方案，本系统对词向量增强的双向长短期记忆网络与低比特量化微调的小型大语言模型两条路线进行对比选型，对每条评论先行判断其是否可疑，并据此决定是否进入深挖环节。深挖层以工具调用、模型上下文协议与技能文件三种能力协同工作，先调取影片的真实口碑数据作为外部基准，再结合既定判定准则对评论的可信度与观点倾向给出结论。数据集包含豆瓣电影批量弱标注。实验表明，两条路由路线在中文评论可疑性二分类任务上均显著超越多数类基线，双向长短期记忆网络以约245万参数取得准确率0.7775，小型大语言模型以参数高效微调方式取得准确率0.799，二者精度接近而训练与推理代价相差悬殊。本课题据此确立了依据任务特性进行技术选型、在效果与代价之间保持克制的工程原则，并完整实现了从评论采集到结论输出的端到端流程。</w:t>
+        <w:t>商品评价是消费者决策与商家运营的重要依据，然而电商平台评价数量庞大且良莠不齐，反讽表达、极端宣泄、水军刷评与人工智能生成内容相互混杂，使用者难以从中快速提炼可靠观点。本课题以豆瓣电影评论为研究对象，构建了一套从数据采集、可疑评论初筛到智能体深度分析的自动化观点提取系统。需要说明的是，观点自动提取通常涵盖观点识别、倾向判定与观点抽取等环节，而评论可信度与真实性的判定是其中承上启下的关键一环，它决定了下游观点是否可信、可否采纳。本课题聚焦于识别可疑、需重点分析的评论，将其定位为观点自动提取流水线的核心前置模块，对每条评论先行甄别是否可靠，再据此决定是否进入深挖环节。区别于早期依赖单一模型逐条处理的方案，本系统对词向量增强的双向长短期记忆网络与低比特量化微调的小型大语言模型两条路线进行对比选型，对每条评论先行判断其是否可疑，并据此决定是否进入深挖环节。深挖层以工具调用、模型上下文协议与技能文件三种能力协同工作，先调取影片的真实口碑数据作为外部基准，再结合既定判定准则对评论的可信度与观点倾向给出结论。数据集包含豆瓣电影批量弱标注。实验表明，两条路由路线在中文评论可疑性二分类任务上均显著超越多数类基线，双向长短期记忆网络以约245万参数取得准确率0.7775，小型大语言模型以参数高效微调方式取得准确率0.7990，二者精度接近而训练与推理代价相差悬殊。本课题据此确立了依据任务特性进行技术选型、在效果与代价之间保持克制的工程原则，并完整实现了从评论采集到结论输出的端到端流程。</w:t>
       </w:r>
     </w:p>
     <w:p>
@@ -97,7 +97,7 @@
           <w:b w:val="0"/>
           <w:sz w:val="24"/>
         </w:rPr>
-        <w:t>网络购物已经成为数字生活中不可分割的一部分。在商家精心设计的宣传图文之外，用户评价几乎是消费者能够参考的真实信息。然而面对海量评价，使用者往往陷入各种噪音之中：无端吹捧与无端贬低、明面广告与隐性推广、正话反说的反串，以及各类谐音梗差评、以五星好评包装的讽刺、劝人忽略差评的差评与指桑骂槐的好评。对于消费者而言，好评与差评同时失真，逐渐形成难以判断真伪的猜疑；对于商家而言，仅凭收集用户评分已经无法满足需求，人工分析成本高昂，且容易遗漏隐藏诉求。据亚马逊统计，超过70%的用户依赖评价作出购买决策，而人工梳理一万条评论需要200小时以上，时间与成本相差悬殊。近年来，深度学习模型在语义理解与自然语言处理方面取得显著突破[1][2]，为多角度、自动化的观点提取提供了新的可能。</w:t>
+        <w:t>网络购物已经成为数字生活中不可分割的一部分。在商家精心设计的宣传图文之外，用户评价几乎是消费者能够参考的真实信息。然而面对海量评价，使用者往往陷入各种噪音之中：无端吹捧与无端贬低、明面广告与隐性推广、正话反说的反串，以及各类谐音梗差评、以五星好评包装的讽刺、劝人忽略差评的差评与指桑骂槐的好评。对于消费者而言，好评与差评同时失真，逐渐形成难以判断真伪的猜疑；对于商家而言，仅凭收集用户评分已经无法满足需求，人工分析成本高昂，且容易遗漏隐藏诉求。逐年增多的消费者依赖评价作出购买决策，而人工梳理海量评论耗时巨大，时间与成本相差悬殊。近年来，深度学习模型在语义理解与自然语言处理方面取得显著突破[1][2]，为多角度、自动化的观点提取提供了新的可能。</w:t>
       </w:r>
     </w:p>
     <w:p>
@@ -250,6 +250,20 @@
     </w:p>
     <w:p>
       <w:pPr>
+        <w:spacing w:line="360" w:lineRule="auto" w:after="120"/>
+        <w:ind w:firstLine="480"/>
+      </w:pPr>
+      <w:r>
+        <w:rPr>
+          <w:rFonts w:ascii="Times New Roman" w:hAnsi="Times New Roman" w:eastAsia="宋体"/>
+          <w:b w:val="0"/>
+          <w:sz w:val="24"/>
+        </w:rPr>
+        <w:t xml:space="preserve">近期出现的决策专用模型为本课题的分工思路提供了新的佐证。2026年9月15日，TypeSafe AI 发布 Jev，这是首个公开的 System One（系统一）决策模型[8]。与传统生成式模型不同，Jev 接收状态与类型化问题，直接返回带概率的结构化决策，供程序完成分支、排序与路由，本身不进行文本生成。它能够在单次前向中并行评估多条问题，响应时间约为70至500毫秒，远低于通用大模型的推理耗时，因此适合承担路由、分类与校验等高频的确定性判断，相当于智能体工作流中的“小脑”。本课题的分层架构采用了同样的思路，即以轻量模型完成快速判别、以大模型承担深度分析：路由层只对评论作快速筛选，只有可疑评论才交由智能体深析，二者在设计理念上是一致的。</w:t>
+      </w:r>
+    </w:p>
+    <w:p>
+      <w:pPr>
         <w:spacing w:before="320" w:after="160" w:line="360" w:lineRule="auto"/>
       </w:pPr>
       <w:r>
@@ -285,7 +299,7 @@
           <w:b w:val="0"/>
           <w:sz w:val="24"/>
         </w:rPr>
-        <w:t>系统采用两级架构，整体流程为初筛、深挖与输出。第一级为路由初筛模块，对输入的每条评论判断其是否属于可疑评论，即是否包含反讽、极端宣泄、人身攻击、水军痕迹、人工智能生成或引战倾向，只有被判定为可疑的评论才会进入第二级处理。第二级为智能体深挖层，模型在被触发后首先调用工具查询影片的真实口碑数据，随后将外部基准与评论文本相互对照，最终输出该评论的可疑度判断与具体依据。相比于对全部评论逐条深挖的做法，两级架构显著降低了调用成本与响应时间，同时将计算资源集中在真正需要细察的样本上。系统在数据采集、路由初筛、智能体深挖与结果呈现四个环节均采用模块化设计，各部分职责清晰、接口统一，便于后续替换模型或扩展数据源。</w:t>
+        <w:t>系统采用两级架构，整体流程为初筛、深挖与输出。第一级为路由初筛模块，对输入的每条评论判断其是否属于可疑评论，即是否包含反讽、极端宣泄、人身攻击、水军痕迹、人工智能生成或引战倾向，只有被判定为可疑的评论才会进入第二级处理。第二级为智能体深挖层，模型在被触发后首先调用工具查询影片的真实口碑数据，随后将外部基准与评论文本相互对照，最终输出该评论的可疑度判断与具体依据。相比于对全部评论逐条深挖的做法，两级架构显著降低了调用成本与响应时间，同时将计算资源集中在真正需要细察的样本上。系统总体架构如图1所示。系统在数据采集、路由初筛、智能体深挖与结果呈现四个环节均采用模块化设计，各部分职责清晰、接口统一，便于后续替换模型或扩展数据源。</w:t>
       </w:r>
     </w:p>
     <w:p>
@@ -296,7 +310,7 @@
       <w:r>
         <w:drawing>
           <wp:inline xmlns:a="http://schemas.openxmlformats.org/drawingml/2006/main" xmlns:pic="http://schemas.openxmlformats.org/drawingml/2006/picture">
-            <wp:extent cx="4860000" cy="4097900"/>
+            <wp:extent cx="5580000" cy="5524200"/>
             <wp:docPr id="4" name="Picture 4"/>
             <wp:cNvGraphicFramePr>
               <a:graphicFrameLocks noChangeAspect="1"/>
@@ -317,7 +331,7 @@
                   <pic:spPr>
                     <a:xfrm>
                       <a:off x="0" y="0"/>
-                      <a:ext cx="4860000" cy="4097900"/>
+                      <a:ext cx="5580000" cy="5524200"/>
                     </a:xfrm>
                     <a:prstGeom prst="rect"/>
                   </pic:spPr>
@@ -388,7 +402,7 @@
           <w:b w:val="0"/>
           <w:sz w:val="24"/>
         </w:rPr>
-        <w:t>为获得训练所需的标注数据，本课题采用大语言模型批量弱标注的方式。相较于人工逐条标注，这种方式速度更快、成本更低，并且能够通过明确的判定标准保持一致性。标注过程依据六项标准对每条评论进行判断，六项标准分别为反讽、极端宣泄、人身攻击、水军、凡命中任意一项的评论被标记为可疑，其余标记为普通。由于数据采集刻意纳入了争议性影片与大量水军、反讽类样本，可疑类占比偏高（约七成），这符合研究聚焦可疑评论识别的设定。最终构建的数据集共包含豆瓣电影评论2094条，其中可疑评论1461条，普通评论633条。经过去重处理共删除4条重复样本后，实际用于训练与验证的样本为2090条，按约四比一的比例划分为训练集1672条与验证集418条。训练集中普通类为505条、可疑类为1167条，验证集中普通类为126条、可疑类为292条。</w:t>
+        <w:t>为获得训练所需的标注数据，本课题采用大语言模型批量弱标注的方式。相较于人工逐条标注，这种方式速度更快、成本更低，并且能够通过明确的判定标准保持一致性。标注过程依据六项标准对每条评论进行判断，六项标准分别为反讽、极端宣泄、人身攻击、水军、人工智能生成与引战，凡命中任意一项的评论被标记为可疑，其余标记为普通。由于数据采集刻意纳入了争议性影片与大量水军、反讽类样本，可疑类占比偏高（约七成），这符合研究聚焦可疑评论识别的设定。最终构建的数据集共包含豆瓣电影评论2094条，其中可疑评论1461条，普通评论633条。经过去重处理共删除4条重复样本后，实际用于训练与验证的样本为2090条，按约四比一的比例划分为训练集1672条与验证集418条。训练集中普通类为505条、可疑类为1167条，验证集中普通类为126条、可疑类为292条。</w:t>
       </w:r>
     </w:p>
     <w:p>
@@ -700,7 +714,7 @@
           <w:b w:val="0"/>
           <w:sz w:val="24"/>
         </w:rPr>
-        <w:t>路线A在验证集418条样本上进行评估，最佳轮次出现在第21轮，训练在第31轮因早停而结束。模型的准确率为0.7775，精确率为0.8419，召回率为0.8390，F1值为0.8405，宏平均F1为0.7364，AUC为0.7815。其混淆矩阵为，真实普通类中80条被正确判为普通、46条被误判为可疑，真实可疑类中47条被误判为普通、245条被正确判为可疑。从混淆矩阵可以看出，模型对可疑类具有较高的识别能力，同时对普通类的误判也维持在可控范围内。训练曲线如图2所示，混淆矩阵如图3所示。</w:t>
+        <w:t>路线A在验证集418条样本上进行评估，最佳轮次出现在第21轮，训练在第31轮因早停而结束。模型的准确率为0.7775，精确率为0.8419，召回率为0.8390，F1值为0.8405，宏平均F1为0.7364，AUC为0.7815。其混淆矩阵为，真实普通类中80条被正确判为普通、46条被误判为可疑，真实可疑类中47条被误判为普通、245条被正确判为可疑。从混淆矩阵可以看出，模型对可疑类具有较高的识别能力，同时对普通类的误判仍有一定比例，普通类召回约为0.63，这是后续优化的主要方向。训练曲线如图2所示，混淆矩阵如图3所示。</w:t>
       </w:r>
     </w:p>
     <w:p>
@@ -711,7 +725,7 @@
       <w:r>
         <w:drawing>
           <wp:inline xmlns:a="http://schemas.openxmlformats.org/drawingml/2006/main" xmlns:pic="http://schemas.openxmlformats.org/drawingml/2006/picture">
-            <wp:extent cx="4860000" cy="3037500"/>
+            <wp:extent cx="5580000" cy="3433846"/>
             <wp:docPr id="1" name="Picture 1"/>
             <wp:cNvGraphicFramePr>
               <a:graphicFrameLocks noChangeAspect="1"/>
@@ -732,7 +746,7 @@
                   <pic:spPr>
                     <a:xfrm>
                       <a:off x="0" y="0"/>
-                      <a:ext cx="4860000" cy="3037500"/>
+                      <a:ext cx="5580000" cy="3433846"/>
                     </a:xfrm>
                     <a:prstGeom prst="rect"/>
                   </pic:spPr>
@@ -765,7 +779,7 @@
       <w:r>
         <w:drawing>
           <wp:inline xmlns:a="http://schemas.openxmlformats.org/drawingml/2006/main" xmlns:pic="http://schemas.openxmlformats.org/drawingml/2006/picture">
-            <wp:extent cx="4860000" cy="4050000"/>
+            <wp:extent cx="5580000" cy="4698947"/>
             <wp:docPr id="2" name="Picture 2"/>
             <wp:cNvGraphicFramePr>
               <a:graphicFrameLocks noChangeAspect="1"/>
@@ -786,7 +800,7 @@
                   <pic:spPr>
                     <a:xfrm>
                       <a:off x="0" y="0"/>
-                      <a:ext cx="4860000" cy="4050000"/>
+                      <a:ext cx="5580000" cy="4698947"/>
                     </a:xfrm>
                     <a:prstGeom prst="rect"/>
                   </pic:spPr>
@@ -835,7 +849,7 @@
           <w:b w:val="0"/>
           <w:sz w:val="24"/>
         </w:rPr>
-        <w:t>路线B在相同验证集上进行评估，训练同样采用3个轮次以避免在小数据上过拟合。模型的准确率为0.799，宏平均F1为0.755，可疑类别的F1为0.859。训练曲线如图4所示。</w:t>
+        <w:t>路线B在相同验证集上进行评估，训练同样采用3个轮次以避免在小数据上过拟合。模型的准确率为0.7990，宏平均F1为0.7545，可疑类别的F1为0.8591。训练曲线如图4所示。</w:t>
       </w:r>
     </w:p>
     <w:p>
@@ -846,7 +860,7 @@
       <w:r>
         <w:drawing>
           <wp:inline xmlns:a="http://schemas.openxmlformats.org/drawingml/2006/main" xmlns:pic="http://schemas.openxmlformats.org/drawingml/2006/picture">
-            <wp:extent cx="4860000" cy="1822500"/>
+            <wp:extent cx="5580000" cy="3433846"/>
             <wp:docPr id="3" name="Picture 3"/>
             <wp:cNvGraphicFramePr>
               <a:graphicFrameLocks noChangeAspect="1"/>
@@ -867,7 +881,7 @@
                   <pic:spPr>
                     <a:xfrm>
                       <a:off x="0" y="0"/>
-                      <a:ext cx="4860000" cy="1822500"/>
+                      <a:ext cx="5580000" cy="3433846"/>
                     </a:xfrm>
                     <a:prstGeom prst="rect"/>
                   </pic:spPr>
@@ -894,6 +908,20 @@
     </w:p>
     <w:p>
       <w:pPr>
+        <w:spacing w:line="360" w:lineRule="auto" w:after="120"/>
+        <w:ind w:firstLine="480"/>
+      </w:pPr>
+      <w:r>
+        <w:rPr>
+          <w:rFonts w:ascii="Times New Roman" w:hAnsi="Times New Roman" w:eastAsia="宋体"/>
+          <w:b w:val="0"/>
+          <w:sz w:val="24"/>
+        </w:rPr>
+        <w:t xml:space="preserve">除训练曲线所反映的收敛过程之外，更值得关注的是微调本身带来的效果变化。为量化这一增益，本课题在相同验证集上对比了基座模型零样本判断与微调后模型的各项指标，微调前后的对比见表1。</w:t>
+      </w:r>
+    </w:p>
+    <w:p>
+      <w:pPr>
         <w:spacing w:before="120" w:after="80"/>
         <w:jc w:val="center"/>
       </w:pPr>
@@ -903,15 +931,27 @@
           <w:b w:val="0"/>
           <w:sz w:val="21"/>
         </w:rPr>
-        <w:t>表1 双轨路由初筛模型在验证集上的性能对比</w:t>
+        <w:t xml:space="preserve">表1 Qwen3-0.6B 量化低秩适配微调前后的性能对比</w:t>
       </w:r>
     </w:p>
     <w:tbl>
       <w:tblPr>
-        <w:tblStyle w:val="TableGrid"/>
-        <w:tblW w:type="auto" w:w="0"/>
+        <w:tblW w:type="pct" w:w="5000"/>
         <w:jc w:val="center"/>
-        <w:tblLook w:firstColumn="1" w:firstRow="1" w:lastColumn="0" w:lastRow="0" w:noHBand="0" w:noVBand="1" w:val="04A0"/>
+        <w:tblBorders>
+          <w:top w:val="single" w:sz="12" w:space="0" w:color="000000"/>
+          <w:left w:val="none" w:sz="0" w:space="0" w:color="auto"/>
+          <w:bottom w:val="single" w:sz="12" w:space="0" w:color="000000"/>
+          <w:right w:val="none" w:sz="0" w:space="0" w:color="auto"/>
+          <w:insideH w:val="none" w:sz="0" w:space="0" w:color="auto"/>
+          <w:insideV w:val="none" w:sz="0" w:space="0" w:color="auto"/>
+        </w:tblBorders>
+        <w:tblCellMar>
+          <w:top w:type="dxa" w:w="60"/>
+          <w:left w:type="dxa" w:w="110"/>
+          <w:bottom w:type="dxa" w:w="60"/>
+          <w:right w:type="dxa" w:w="110"/>
+        </w:tblCellMar>
       </w:tblPr>
       <w:tblGrid>
         <w:gridCol w:w="2239"/>
@@ -920,12 +960,426 @@
         <w:gridCol w:w="2239"/>
       </w:tblGrid>
       <w:tr>
+        <w:trPr>
+          <w:trHeight w:val="510" w:hRule="atLeast"/>
+        </w:trPr>
         <w:tc>
           <w:tcPr>
-            <w:tcW w:type="dxa" w:w="2239"/>
+            <w:tcW w:type="pct" w:w="2500"/>
+            <w:tcBorders>
+              <w:bottom w:val="single" w:sz="8" w:space="0" w:color="000000"/>
+            </w:tcBorders>
           </w:tcPr>
           <w:p>
             <w:pPr>
+              <w:spacing w:before="0" w:after="0" w:line="240" w:lineRule="auto"/>
+              <w:ind w:firstLine="0"/>
+              <w:jc w:val="center"/>
+            </w:pPr>
+            <w:r>
+              <w:rPr>
+                <w:rFonts w:ascii="Times New Roman" w:hAnsi="Times New Roman" w:eastAsia="宋体"/>
+                <w:b/>
+                <w:sz w:val="21"/>
+              </w:rPr>
+              <w:t>阶段</w:t>
+            </w:r>
+          </w:p>
+        </w:tc>
+        <w:tc>
+          <w:tcPr>
+            <w:tcW w:type="pct" w:w="2500"/>
+            <w:tcBorders>
+              <w:bottom w:val="single" w:sz="8" w:space="0" w:color="000000"/>
+            </w:tcBorders>
+          </w:tcPr>
+          <w:p>
+            <w:pPr>
+              <w:spacing w:before="0" w:after="0" w:line="240" w:lineRule="auto"/>
+              <w:ind w:firstLine="0"/>
+              <w:jc w:val="center"/>
+            </w:pPr>
+            <w:r>
+              <w:rPr>
+                <w:rFonts w:ascii="Times New Roman" w:hAnsi="Times New Roman" w:eastAsia="宋体"/>
+                <w:b/>
+                <w:sz w:val="21"/>
+              </w:rPr>
+              <w:t>准确率</w:t>
+            </w:r>
+          </w:p>
+        </w:tc>
+        <w:tc>
+          <w:tcPr>
+            <w:tcW w:type="pct" w:w="2500"/>
+            <w:tcBorders>
+              <w:bottom w:val="single" w:sz="8" w:space="0" w:color="000000"/>
+            </w:tcBorders>
+          </w:tcPr>
+          <w:p>
+            <w:pPr>
+              <w:spacing w:before="0" w:after="0" w:line="240" w:lineRule="auto"/>
+              <w:ind w:firstLine="0"/>
+              <w:jc w:val="center"/>
+            </w:pPr>
+            <w:r>
+              <w:rPr>
+                <w:rFonts w:ascii="Times New Roman" w:hAnsi="Times New Roman" w:eastAsia="宋体"/>
+                <w:b/>
+                <w:sz w:val="21"/>
+              </w:rPr>
+              <w:t>宏平均F1</w:t>
+            </w:r>
+          </w:p>
+        </w:tc>
+        <w:tc>
+          <w:tcPr>
+            <w:tcW w:type="pct" w:w="2500"/>
+            <w:tcBorders>
+              <w:bottom w:val="single" w:sz="8" w:space="0" w:color="000000"/>
+            </w:tcBorders>
+          </w:tcPr>
+          <w:p>
+            <w:pPr>
+              <w:spacing w:before="0" w:after="0" w:line="240" w:lineRule="auto"/>
+              <w:ind w:firstLine="0"/>
+              <w:jc w:val="center"/>
+            </w:pPr>
+            <w:r>
+              <w:rPr>
+                <w:rFonts w:ascii="Times New Roman" w:hAnsi="Times New Roman" w:eastAsia="宋体"/>
+                <w:b/>
+                <w:sz w:val="21"/>
+              </w:rPr>
+              <w:t>可疑类F1</w:t>
+            </w:r>
+          </w:p>
+        </w:tc>
+      </w:tr>
+      <w:tr>
+        <w:trPr>
+          <w:trHeight w:val="454" w:hRule="atLeast"/>
+        </w:trPr>
+        <w:tc>
+          <w:tcPr>
+            <w:tcW w:type="pct" w:w="2500"/>
+          </w:tcPr>
+          <w:p>
+            <w:pPr>
+              <w:spacing w:before="0" w:after="0" w:line="240" w:lineRule="auto"/>
+              <w:ind w:firstLine="0"/>
+              <w:jc w:val="center"/>
+            </w:pPr>
+            <w:r>
+              <w:rPr>
+                <w:rFonts w:ascii="Times New Roman" w:hAnsi="Times New Roman" w:eastAsia="宋体"/>
+                <w:b w:val="0"/>
+                <w:sz w:val="21"/>
+              </w:rPr>
+              <w:t>训练前（基座模型，零样本判断）</w:t>
+            </w:r>
+          </w:p>
+        </w:tc>
+        <w:tc>
+          <w:tcPr>
+            <w:tcW w:type="pct" w:w="2500"/>
+          </w:tcPr>
+          <w:p>
+            <w:pPr>
+              <w:spacing w:before="0" w:after="0" w:line="240" w:lineRule="auto"/>
+              <w:ind w:firstLine="0"/>
+              <w:jc w:val="center"/>
+            </w:pPr>
+            <w:r>
+              <w:rPr>
+                <w:rFonts w:ascii="Times New Roman" w:hAnsi="Times New Roman" w:eastAsia="宋体"/>
+                <w:b w:val="0"/>
+                <w:sz w:val="21"/>
+              </w:rPr>
+              <w:t>0.6651</w:t>
+            </w:r>
+          </w:p>
+        </w:tc>
+        <w:tc>
+          <w:tcPr>
+            <w:tcW w:type="pct" w:w="2500"/>
+          </w:tcPr>
+          <w:p>
+            <w:pPr>
+              <w:spacing w:before="0" w:after="0" w:line="240" w:lineRule="auto"/>
+              <w:ind w:firstLine="0"/>
+              <w:jc w:val="center"/>
+            </w:pPr>
+            <w:r>
+              <w:rPr>
+                <w:rFonts w:ascii="Times New Roman" w:hAnsi="Times New Roman" w:eastAsia="宋体"/>
+                <w:b w:val="0"/>
+                <w:sz w:val="21"/>
+              </w:rPr>
+              <w:t>0.4785</w:t>
+            </w:r>
+          </w:p>
+        </w:tc>
+        <w:tc>
+          <w:tcPr>
+            <w:tcW w:type="pct" w:w="2500"/>
+          </w:tcPr>
+          <w:p>
+            <w:pPr>
+              <w:spacing w:before="0" w:after="0" w:line="240" w:lineRule="auto"/>
+              <w:ind w:firstLine="0"/>
+              <w:jc w:val="center"/>
+            </w:pPr>
+            <w:r>
+              <w:rPr>
+                <w:rFonts w:ascii="Times New Roman" w:hAnsi="Times New Roman" w:eastAsia="宋体"/>
+                <w:b w:val="0"/>
+                <w:sz w:val="21"/>
+              </w:rPr>
+              <w:t>0.7904</w:t>
+            </w:r>
+          </w:p>
+        </w:tc>
+      </w:tr>
+      <w:tr>
+        <w:trPr>
+          <w:trHeight w:val="454" w:hRule="atLeast"/>
+        </w:trPr>
+        <w:tc>
+          <w:tcPr>
+            <w:tcW w:type="pct" w:w="2500"/>
+          </w:tcPr>
+          <w:p>
+            <w:pPr>
+              <w:spacing w:before="0" w:after="0" w:line="240" w:lineRule="auto"/>
+              <w:ind w:firstLine="0"/>
+              <w:jc w:val="center"/>
+            </w:pPr>
+            <w:r>
+              <w:rPr>
+                <w:rFonts w:ascii="Times New Roman" w:hAnsi="Times New Roman" w:eastAsia="宋体"/>
+                <w:b w:val="0"/>
+                <w:sz w:val="21"/>
+              </w:rPr>
+              <w:t>训练后（QLoRA 微调）</w:t>
+            </w:r>
+          </w:p>
+        </w:tc>
+        <w:tc>
+          <w:tcPr>
+            <w:tcW w:type="pct" w:w="2500"/>
+          </w:tcPr>
+          <w:p>
+            <w:pPr>
+              <w:spacing w:before="0" w:after="0" w:line="240" w:lineRule="auto"/>
+              <w:ind w:firstLine="0"/>
+              <w:jc w:val="center"/>
+            </w:pPr>
+            <w:r>
+              <w:rPr>
+                <w:rFonts w:ascii="Times New Roman" w:hAnsi="Times New Roman" w:eastAsia="宋体"/>
+                <w:b w:val="0"/>
+                <w:sz w:val="21"/>
+              </w:rPr>
+              <w:t>0.7990</w:t>
+            </w:r>
+          </w:p>
+        </w:tc>
+        <w:tc>
+          <w:tcPr>
+            <w:tcW w:type="pct" w:w="2500"/>
+          </w:tcPr>
+          <w:p>
+            <w:pPr>
+              <w:spacing w:before="0" w:after="0" w:line="240" w:lineRule="auto"/>
+              <w:ind w:firstLine="0"/>
+              <w:jc w:val="center"/>
+            </w:pPr>
+            <w:r>
+              <w:rPr>
+                <w:rFonts w:ascii="Times New Roman" w:hAnsi="Times New Roman" w:eastAsia="宋体"/>
+                <w:b w:val="0"/>
+                <w:sz w:val="21"/>
+              </w:rPr>
+              <w:t>0.7545</w:t>
+            </w:r>
+          </w:p>
+        </w:tc>
+        <w:tc>
+          <w:tcPr>
+            <w:tcW w:type="pct" w:w="2500"/>
+          </w:tcPr>
+          <w:p>
+            <w:pPr>
+              <w:spacing w:before="0" w:after="0" w:line="240" w:lineRule="auto"/>
+              <w:ind w:firstLine="0"/>
+              <w:jc w:val="center"/>
+            </w:pPr>
+            <w:r>
+              <w:rPr>
+                <w:rFonts w:ascii="Times New Roman" w:hAnsi="Times New Roman" w:eastAsia="宋体"/>
+                <w:b w:val="0"/>
+                <w:sz w:val="21"/>
+              </w:rPr>
+              <w:t>0.8591</w:t>
+            </w:r>
+          </w:p>
+        </w:tc>
+      </w:tr>
+      <w:tr>
+        <w:trPr>
+          <w:trHeight w:val="454" w:hRule="atLeast"/>
+        </w:trPr>
+        <w:tc>
+          <w:tcPr>
+            <w:tcW w:type="pct" w:w="2500"/>
+          </w:tcPr>
+          <w:p>
+            <w:pPr>
+              <w:spacing w:before="0" w:after="0" w:line="240" w:lineRule="auto"/>
+              <w:ind w:firstLine="0"/>
+              <w:jc w:val="center"/>
+            </w:pPr>
+            <w:r>
+              <w:rPr>
+                <w:rFonts w:ascii="Times New Roman" w:hAnsi="Times New Roman" w:eastAsia="宋体"/>
+                <w:b w:val="0"/>
+                <w:sz w:val="21"/>
+              </w:rPr>
+              <w:t>提升</w:t>
+            </w:r>
+          </w:p>
+        </w:tc>
+        <w:tc>
+          <w:tcPr>
+            <w:tcW w:type="pct" w:w="2500"/>
+          </w:tcPr>
+          <w:p>
+            <w:pPr>
+              <w:spacing w:before="0" w:after="0" w:line="240" w:lineRule="auto"/>
+              <w:ind w:firstLine="0"/>
+              <w:jc w:val="center"/>
+            </w:pPr>
+            <w:r>
+              <w:rPr>
+                <w:rFonts w:ascii="Times New Roman" w:hAnsi="Times New Roman" w:eastAsia="宋体"/>
+                <w:b w:val="0"/>
+                <w:sz w:val="21"/>
+              </w:rPr>
+              <w:t>+0.1339</w:t>
+            </w:r>
+          </w:p>
+        </w:tc>
+        <w:tc>
+          <w:tcPr>
+            <w:tcW w:type="pct" w:w="2500"/>
+          </w:tcPr>
+          <w:p>
+            <w:pPr>
+              <w:spacing w:before="0" w:after="0" w:line="240" w:lineRule="auto"/>
+              <w:ind w:firstLine="0"/>
+              <w:jc w:val="center"/>
+            </w:pPr>
+            <w:r>
+              <w:rPr>
+                <w:rFonts w:ascii="Times New Roman" w:hAnsi="Times New Roman" w:eastAsia="宋体"/>
+                <w:b w:val="0"/>
+                <w:sz w:val="21"/>
+              </w:rPr>
+              <w:t>+0.2760</w:t>
+            </w:r>
+          </w:p>
+        </w:tc>
+        <w:tc>
+          <w:tcPr>
+            <w:tcW w:type="pct" w:w="2500"/>
+          </w:tcPr>
+          <w:p>
+            <w:pPr>
+              <w:spacing w:before="0" w:after="0" w:line="240" w:lineRule="auto"/>
+              <w:ind w:firstLine="0"/>
+              <w:jc w:val="center"/>
+            </w:pPr>
+            <w:r>
+              <w:rPr>
+                <w:rFonts w:ascii="Times New Roman" w:hAnsi="Times New Roman" w:eastAsia="宋体"/>
+                <w:b w:val="0"/>
+                <w:sz w:val="21"/>
+              </w:rPr>
+              <w:t>+0.0687</w:t>
+            </w:r>
+          </w:p>
+        </w:tc>
+      </w:tr>
+    </w:tbl>
+    <w:p>
+      <w:pPr>
+        <w:spacing w:before="120" w:after="80"/>
+        <w:jc w:val="left"/>
+      </w:pPr>
+      <w:r>
+        <w:rPr>
+          <w:rFonts w:ascii="Times New Roman" w:hAnsi="Times New Roman" w:eastAsia="宋体"/>
+          <w:b w:val="0"/>
+          <w:sz w:val="18"/>
+        </w:rPr>
+        <w:t xml:space="preserve">注：训练前指基座模型未经微调、以零样本提示直接判断的结果（其倾向将多数评论判为可疑类），验证集 418 条。</w:t>
+      </w:r>
+    </w:p>
+    <w:p>
+      <w:pPr>
+        <w:spacing w:before="120" w:after="80"/>
+        <w:jc w:val="center"/>
+      </w:pPr>
+      <w:r>
+        <w:rPr>
+          <w:rFonts w:ascii="Times New Roman" w:hAnsi="Times New Roman" w:eastAsia="宋体"/>
+          <w:b w:val="0"/>
+          <w:sz w:val="21"/>
+        </w:rPr>
+        <w:t>表2 双轨路由初筛模型在验证集上的性能对比</w:t>
+      </w:r>
+    </w:p>
+    <w:tbl>
+      <w:tblPr>
+        <w:tblW w:type="pct" w:w="5000"/>
+        <w:jc w:val="center"/>
+        <w:tblBorders>
+          <w:top w:val="single" w:sz="12" w:space="0" w:color="000000"/>
+          <w:left w:val="none" w:sz="0" w:space="0" w:color="auto"/>
+          <w:bottom w:val="single" w:sz="12" w:space="0" w:color="000000"/>
+          <w:right w:val="none" w:sz="0" w:space="0" w:color="auto"/>
+          <w:insideH w:val="none" w:sz="0" w:space="0" w:color="auto"/>
+          <w:insideV w:val="none" w:sz="0" w:space="0" w:color="auto"/>
+        </w:tblBorders>
+        <w:tblCellMar>
+          <w:top w:type="dxa" w:w="60"/>
+          <w:left w:type="dxa" w:w="110"/>
+          <w:bottom w:type="dxa" w:w="60"/>
+          <w:right w:type="dxa" w:w="110"/>
+        </w:tblCellMar>
+      </w:tblPr>
+      <w:tblGrid>
+        <w:gridCol w:w="2239"/>
+        <w:gridCol w:w="2239"/>
+        <w:gridCol w:w="2239"/>
+        <w:gridCol w:w="2239"/>
+      </w:tblGrid>
+      <w:tr>
+        <w:trPr>
+          <w:trHeight w:val="510" w:hRule="atLeast"/>
+        </w:trPr>
+        <w:tc>
+          <w:tcPr>
+            <w:tcW w:type="pct" w:w="2500"/>
+            <w:tcBorders>
+              <w:bottom w:val="single" w:sz="8" w:space="0" w:color="000000"/>
+            </w:tcBorders>
+          </w:tcPr>
+          <w:p>
+            <w:pPr>
+              <w:spacing w:before="0" w:after="0" w:line="240" w:lineRule="auto"/>
+              <w:ind w:firstLine="0"/>
               <w:jc w:val="center"/>
             </w:pPr>
             <w:r>
@@ -940,10 +1394,15 @@
         </w:tc>
         <w:tc>
           <w:tcPr>
-            <w:tcW w:type="dxa" w:w="2239"/>
+            <w:tcW w:type="pct" w:w="2500"/>
+            <w:tcBorders>
+              <w:bottom w:val="single" w:sz="8" w:space="0" w:color="000000"/>
+            </w:tcBorders>
           </w:tcPr>
           <w:p>
             <w:pPr>
+              <w:spacing w:before="0" w:after="0" w:line="240" w:lineRule="auto"/>
+              <w:ind w:firstLine="0"/>
               <w:jc w:val="center"/>
             </w:pPr>
             <w:r>
@@ -958,10 +1417,15 @@
         </w:tc>
         <w:tc>
           <w:tcPr>
-            <w:tcW w:type="dxa" w:w="2239"/>
+            <w:tcW w:type="pct" w:w="2500"/>
+            <w:tcBorders>
+              <w:bottom w:val="single" w:sz="8" w:space="0" w:color="000000"/>
+            </w:tcBorders>
           </w:tcPr>
           <w:p>
             <w:pPr>
+              <w:spacing w:before="0" w:after="0" w:line="240" w:lineRule="auto"/>
+              <w:ind w:firstLine="0"/>
               <w:jc w:val="center"/>
             </w:pPr>
             <w:r>
@@ -976,10 +1440,15 @@
         </w:tc>
         <w:tc>
           <w:tcPr>
-            <w:tcW w:type="dxa" w:w="2239"/>
+            <w:tcW w:type="pct" w:w="2500"/>
+            <w:tcBorders>
+              <w:bottom w:val="single" w:sz="8" w:space="0" w:color="000000"/>
+            </w:tcBorders>
           </w:tcPr>
           <w:p>
             <w:pPr>
+              <w:spacing w:before="0" w:after="0" w:line="240" w:lineRule="auto"/>
+              <w:ind w:firstLine="0"/>
               <w:jc w:val="center"/>
             </w:pPr>
             <w:r>
@@ -994,12 +1463,17 @@
         </w:tc>
       </w:tr>
       <w:tr>
+        <w:trPr>
+          <w:trHeight w:val="454" w:hRule="atLeast"/>
+        </w:trPr>
         <w:tc>
           <w:tcPr>
-            <w:tcW w:type="dxa" w:w="2239"/>
+            <w:tcW w:type="pct" w:w="2500"/>
           </w:tcPr>
           <w:p>
             <w:pPr>
+              <w:spacing w:before="0" w:after="0" w:line="240" w:lineRule="auto"/>
+              <w:ind w:firstLine="0"/>
               <w:jc w:val="center"/>
             </w:pPr>
             <w:r>
@@ -1014,10 +1488,12 @@
         </w:tc>
         <w:tc>
           <w:tcPr>
-            <w:tcW w:type="dxa" w:w="2239"/>
+            <w:tcW w:type="pct" w:w="2500"/>
           </w:tcPr>
           <w:p>
             <w:pPr>
+              <w:spacing w:before="0" w:after="0" w:line="240" w:lineRule="auto"/>
+              <w:ind w:firstLine="0"/>
               <w:jc w:val="center"/>
             </w:pPr>
             <w:r>
@@ -1032,10 +1508,12 @@
         </w:tc>
         <w:tc>
           <w:tcPr>
-            <w:tcW w:type="dxa" w:w="2239"/>
+            <w:tcW w:type="pct" w:w="2500"/>
           </w:tcPr>
           <w:p>
             <w:pPr>
+              <w:spacing w:before="0" w:after="0" w:line="240" w:lineRule="auto"/>
+              <w:ind w:firstLine="0"/>
               <w:jc w:val="center"/>
             </w:pPr>
             <w:r>
@@ -1050,10 +1528,12 @@
         </w:tc>
         <w:tc>
           <w:tcPr>
-            <w:tcW w:type="dxa" w:w="2239"/>
+            <w:tcW w:type="pct" w:w="2500"/>
           </w:tcPr>
           <w:p>
             <w:pPr>
+              <w:spacing w:before="0" w:after="0" w:line="240" w:lineRule="auto"/>
+              <w:ind w:firstLine="0"/>
               <w:jc w:val="center"/>
             </w:pPr>
             <w:r>
@@ -1068,12 +1548,17 @@
         </w:tc>
       </w:tr>
       <w:tr>
+        <w:trPr>
+          <w:trHeight w:val="454" w:hRule="atLeast"/>
+        </w:trPr>
         <w:tc>
           <w:tcPr>
-            <w:tcW w:type="dxa" w:w="2239"/>
+            <w:tcW w:type="pct" w:w="2500"/>
           </w:tcPr>
           <w:p>
             <w:pPr>
+              <w:spacing w:before="0" w:after="0" w:line="240" w:lineRule="auto"/>
+              <w:ind w:firstLine="0"/>
               <w:jc w:val="center"/>
             </w:pPr>
             <w:r>
@@ -1088,10 +1573,12 @@
         </w:tc>
         <w:tc>
           <w:tcPr>
-            <w:tcW w:type="dxa" w:w="2239"/>
+            <w:tcW w:type="pct" w:w="2500"/>
           </w:tcPr>
           <w:p>
             <w:pPr>
+              <w:spacing w:before="0" w:after="0" w:line="240" w:lineRule="auto"/>
+              <w:ind w:firstLine="0"/>
               <w:jc w:val="center"/>
             </w:pPr>
             <w:r>
@@ -1100,16 +1587,18 @@
                 <w:b w:val="0"/>
                 <w:sz w:val="21"/>
               </w:rPr>
-              <w:t>0.799</w:t>
+              <w:t>0.7990</w:t>
             </w:r>
           </w:p>
         </w:tc>
         <w:tc>
           <w:tcPr>
-            <w:tcW w:type="dxa" w:w="2239"/>
+            <w:tcW w:type="pct" w:w="2500"/>
           </w:tcPr>
           <w:p>
             <w:pPr>
+              <w:spacing w:before="0" w:after="0" w:line="240" w:lineRule="auto"/>
+              <w:ind w:firstLine="0"/>
               <w:jc w:val="center"/>
             </w:pPr>
             <w:r>
@@ -1118,16 +1607,18 @@
                 <w:b w:val="0"/>
                 <w:sz w:val="21"/>
               </w:rPr>
-              <w:t>0.755</w:t>
+              <w:t>0.7545</w:t>
             </w:r>
           </w:p>
         </w:tc>
         <w:tc>
           <w:tcPr>
-            <w:tcW w:type="dxa" w:w="2239"/>
+            <w:tcW w:type="pct" w:w="2500"/>
           </w:tcPr>
           <w:p>
             <w:pPr>
+              <w:spacing w:before="0" w:after="0" w:line="240" w:lineRule="auto"/>
+              <w:ind w:firstLine="0"/>
               <w:jc w:val="center"/>
             </w:pPr>
             <w:r>
@@ -1136,18 +1627,23 @@
                 <w:b w:val="0"/>
                 <w:sz w:val="21"/>
               </w:rPr>
-              <w:t>0.859</w:t>
+              <w:t>0.8591</w:t>
             </w:r>
           </w:p>
         </w:tc>
       </w:tr>
       <w:tr>
+        <w:trPr>
+          <w:trHeight w:val="454" w:hRule="atLeast"/>
+        </w:trPr>
         <w:tc>
           <w:tcPr>
-            <w:tcW w:type="dxa" w:w="2239"/>
+            <w:tcW w:type="pct" w:w="2500"/>
           </w:tcPr>
           <w:p>
             <w:pPr>
+              <w:spacing w:before="0" w:after="0" w:line="240" w:lineRule="auto"/>
+              <w:ind w:firstLine="0"/>
               <w:jc w:val="center"/>
             </w:pPr>
             <w:r>
@@ -1162,10 +1658,12 @@
         </w:tc>
         <w:tc>
           <w:tcPr>
-            <w:tcW w:type="dxa" w:w="2239"/>
+            <w:tcW w:type="pct" w:w="2500"/>
           </w:tcPr>
           <w:p>
             <w:pPr>
+              <w:spacing w:before="0" w:after="0" w:line="240" w:lineRule="auto"/>
+              <w:ind w:firstLine="0"/>
               <w:jc w:val="center"/>
             </w:pPr>
             <w:r>
@@ -1180,10 +1678,12 @@
         </w:tc>
         <w:tc>
           <w:tcPr>
-            <w:tcW w:type="dxa" w:w="2239"/>
+            <w:tcW w:type="pct" w:w="2500"/>
           </w:tcPr>
           <w:p>
             <w:pPr>
+              <w:spacing w:before="0" w:after="0" w:line="240" w:lineRule="auto"/>
+              <w:ind w:firstLine="0"/>
               <w:jc w:val="center"/>
             </w:pPr>
             <w:r>
@@ -1198,10 +1698,12 @@
         </w:tc>
         <w:tc>
           <w:tcPr>
-            <w:tcW w:type="dxa" w:w="2239"/>
+            <w:tcW w:type="pct" w:w="2500"/>
           </w:tcPr>
           <w:p>
             <w:pPr>
+              <w:spacing w:before="0" w:after="0" w:line="240" w:lineRule="auto"/>
+              <w:ind w:firstLine="0"/>
               <w:jc w:val="center"/>
             </w:pPr>
             <w:r>
@@ -1245,7 +1747,7 @@
           <w:b w:val="0"/>
           <w:sz w:val="24"/>
         </w:rPr>
-        <w:t>作为参照，仅预测多数类的朴素基线在验证集上的准确率为0.6986，两条技术路线均显著优于该基线，二者核心指标对比如表1所示。从精度上看，路线B的准确率0.799略高于路线A的0.7775，可疑类F1亦略高；但路线A以约245万参数的循环网络达到与路线B接近的效果，其训练可在普通显卡上完成，推理延迟低、部署成本小，而路线B虽然在语义理解上具备更强的先验，却依赖参数量更大的预训练模型与显存占用较高的量化微调流程。综合效果与代价，本课题认为，在评论可疑性这一类模式相对明确、类别边界清晰的任务上，轻量的循环网络已经能够提供足够可靠的判断，无需一味追求更大的模型。据此，系统最终以路线A作为默认的初筛路由，并保留路线B作为可替换的高精度选项。这一结论也确立了一条清晰的工程原则：技术选型应当依据任务特性展开，在效果与代价之间保持克制，而不以参数规模论优劣。</w:t>
+        <w:t>作为参照，仅预测多数类的朴素基线在验证集上的准确率为0.6986，两条技术路线均显著优于该基线，二者核心指标对比如表2所示。两路线在各项指标上的对比如图5所示。从精度上看，路线B的准确率0.7990略高于路线A的0.7775，可疑类F1亦略高；但路线A以约245万参数的循环网络达到与路线B接近的效果，其训练可在普通显卡上完成，推理延迟低、部署成本小，而路线B虽然在语义理解上具备更强的先验，却依赖参数量更大的预训练模型与显存占用较高的量化微调流程。综合效果与代价，本课题认为，在评论可疑性这一类模式相对明确、类别边界清晰的任务上，轻量的循环网络已经能够提供足够可靠的判断，无需一味追求更大的模型。据此，系统最终以路线A作为默认的初筛路由，并保留路线B作为可替换的高精度选项。这一结论也确立了一条清晰的工程原则：技术选型应当依据任务特性展开，在效果与代价之间保持克制，而不以参数规模论优劣。</w:t>
       </w:r>
     </w:p>
     <w:p>
@@ -1256,7 +1758,7 @@
       <w:r>
         <w:drawing>
           <wp:inline xmlns:a="http://schemas.openxmlformats.org/drawingml/2006/main" xmlns:pic="http://schemas.openxmlformats.org/drawingml/2006/picture">
-            <wp:extent cx="4860000" cy="2894157"/>
+            <wp:extent cx="5580000" cy="3617379"/>
             <wp:docPr id="5" name="Picture 5"/>
             <wp:cNvGraphicFramePr>
               <a:graphicFrameLocks noChangeAspect="1"/>
@@ -1277,7 +1779,7 @@
                   <pic:spPr>
                     <a:xfrm>
                       <a:off x="0" y="0"/>
-                      <a:ext cx="4860000" cy="2894157"/>
+                      <a:ext cx="5580000" cy="3617379"/>
                     </a:xfrm>
                     <a:prstGeom prst="rect"/>
                   </pic:spPr>
@@ -1326,7 +1828,7 @@
           <w:b w:val="0"/>
           <w:sz w:val="24"/>
         </w:rPr>
-        <w:t xml:space="preserve">除分类精度之外，参数量、训练成本与推理速度也是选型的另外三项关键依据。本课题在同一台配备单块GTX 1050 Ti显卡的机器上，对两条路线重新加载模型并进行了实测。路线A为词向量增强的双向长短期记忆网络，重新构建模型结构并载入训练权重后，实测参数总量为2454433个，约245万，其中绝大部分来自词表规模为6712的嵌入层。路线B的基座为Qwen3-0.6B，参数量约6亿，经4比特量化低秩适配微调后，真正参与训练的可训练参数为10092544个，约1009万，仅占基座全部参数的约1.7%，其余主干权重在训练中保持冻结。在训练成本上，路线B共训练3个轮次以避免小数据上的过拟合，实测训练耗时为1476.5秒，约24.6分钟；路线A的训练耗时在原训练脚本中未单独记录，但其参数规模不足路线B基座参数的百分之一（约0.4%），且可在普通显卡上完成，训练开销明显更低。</w:t>
+        <w:t>除分类精度之外，参数量、训练成本与推理速度也是选型的另外三项关键依据。本课题在同一台配备单块GTX 1050 Ti显卡的机器上，对两条路线重新加载模型并进行了实测。路线A为词向量增强的双向长短期记忆网络，重新构建模型结构并载入训练权重后，实测参数总量为2454433个，约245万，其中绝大部分来自词表规模为6712的嵌入层。路线B的基座为Qwen3-0.6B，参数量约6亿，经4比特量化低秩适配微调后，真正参与训练的可训练参数为10094592个，约1009万，仅占基座全部参数的约1.67%，其余主干权重在训练中保持冻结。在训练成本上，路线B共训练3个轮次以避免小数据上的过拟合，实测训练耗时为1476.5秒，约24.6分钟；路线A的训练耗时在原训练脚本中未单独记录，但其参数规模不足路线B基座参数的百分之一（约0.4%），且可在普通显卡上完成，训练开销明显更低。</w:t>
       </w:r>
     </w:p>
     <w:p>
@@ -1373,7 +1875,7 @@
       <w:r>
         <w:drawing>
           <wp:inline xmlns:a="http://schemas.openxmlformats.org/drawingml/2006/main" xmlns:pic="http://schemas.openxmlformats.org/drawingml/2006/picture">
-            <wp:extent cx="4860000" cy="2032364"/>
+            <wp:extent cx="5580000" cy="2333455"/>
             <wp:docPr id="6" name="Picture 6"/>
             <wp:cNvGraphicFramePr>
               <a:graphicFrameLocks noChangeAspect="1"/>
@@ -1394,7 +1896,7 @@
                   <pic:spPr>
                     <a:xfrm>
                       <a:off x="0" y="0"/>
-                      <a:ext cx="4860000" cy="2032364"/>
+                      <a:ext cx="5580000" cy="2333455"/>
                     </a:xfrm>
                     <a:prstGeom prst="rect"/>
                   </pic:spPr>
@@ -1470,7 +1972,7 @@
           <w:b w:val="0"/>
           <w:sz w:val="24"/>
         </w:rPr>
-        <w:t>本课题面向商品评价的观点自动提取，构建了从数据采集、可疑评论初筛到智能体深度分析的完整系统。系统以双轨路由与智能体深挖相结合的两级架构为核心，在中文评论可疑性二分类任务上，双向长短期记忆网络以约245万参数取得准确率0.7775，经量化低秩适配微调的Qwen3-0.6B取得准确率0.799，两者均显著优于0.6986的多数类基线。深挖层通过工具、模型上下文协议与技能的协同，使模型能够先获取真实口碑基准再对评论文本作出判断，提升了结论的可信度与可解释性。此外，系统延续了双角色评估与人工智能内容检测的深度分析能力，并通过可视化图表直观呈现评分分布与分析前后的变化。对于消费者，系统有助于快速获取真实评价、缩短决策时间；对于生产方，系统有助于定位产品缺陷、优化市场策略。系统采用开源可扩展的架构，未来可迁移至更多电商平台，并进一步引入多模态评价信息，提升观点提取的覆盖范围与准确性。</w:t>
+        <w:t>本课题面向商品评价的观点自动提取，构建了从数据采集、可疑评论初筛到智能体深度分析的完整系统。系统以双轨路由与智能体深挖相结合的两级架构为核心，在中文评论可疑性二分类任务上，双向长短期记忆网络以约245万参数取得准确率0.7775，经量化低秩适配微调的Qwen3-0.6B取得准确率0.7990，两者均显著优于0.6986的多数类基线。深挖层通过工具、模型上下文协议与技能的协同，使模型能够先获取真实口碑基准再对评论文本作出判断，提升了结论的可信度与可解释性。此外，系统延续了双角色评估与人工智能内容检测的深度分析能力，并通过可视化图表直观呈现评分分布与分析前后的变化。对于消费者，系统有助于快速获取真实评价、缩短决策时间；对于生产方，系统有助于定位产品缺陷、优化市场策略。系统采用开源可扩展的架构，未来可迁移至更多电商平台，并进一步引入多模态评价信息，提升观点提取的覆盖范围与准确性。</w:t>
       </w:r>
     </w:p>
     <w:p>
@@ -1525,7 +2027,7 @@
           <w:b w:val="0"/>
           <w:sz w:val="24"/>
         </w:rPr>
-        <w:t>在工程管理层面，我学会了制定合理的开发路线，为每个阶段设定明确的技术指标与验收标准，并在数据来源发生变化时及时调整策略。本课题也让我对技术伦理有了更多思考：在识别虚假内容时，既要保证检测的严格性，又要避免误伤真实用户的正常表达，这种平衡是技术工作者需要持续修炼的能力。今后，我将继续完善系统的算法与架构，探索将其应用于更多平台与更多形态评价的可能，让这一技术真正服务于消费者的购物决策与商品评价生态的改善。</w:t>
+        <w:t>在工程管理层面，我学会了制定合理的开发路线，为每个阶段设定明确的技术指标与验收标准，并在数据来源发生变化时及时调整策略。本课题也让我对技术伦理有了更多思考：在识别虚假内容时，既要保证检测的严格性，也要掌握与误伤控制之间的平衡，这种平衡是技术工作者需要持续修炼的能力。今后，我将继续完善系统的算法与架构，探索将其应用于更多平台与更多形态评价的可能，让这一技术真正服务于消费者的购物决策与商品评价生态的改善。</w:t>
       </w:r>
     </w:p>
     <w:p>
@@ -1630,6 +2132,19 @@
           <w:sz w:val="21"/>
         </w:rPr>
         <w:t>[7] DeepSeek-AI. DeepSeek-R1: Incentivizing Reasoning Capability in LLMs via Reinforcement Learning[EB/OL]. arXiv:2501.12948, 2025.</w:t>
+      </w:r>
+    </w:p>
+    <w:p>
+      <w:pPr>
+        <w:spacing w:line="360" w:lineRule="auto" w:after="60"/>
+      </w:pPr>
+      <w:r>
+        <w:rPr>
+          <w:rFonts w:ascii="Times New Roman" w:hAnsi="Times New Roman" w:eastAsia="宋体"/>
+          <w:b w:val="0"/>
+          <w:sz w:val="21"/>
+        </w:rPr>
+        <w:t xml:space="preserve">[8] TypeSafe AI. Introducing System One Models &amp; Jev[EB/OL]. https://docs.typesafe.ai/introduction, 2026-09-15.</w:t>
       </w:r>
     </w:p>
     <w:sectPr>

--- a/docs/商品评价的观点自动提取-课题报告-v2.docx
+++ b/docs/商品评价的观点自动提取-课题报告-v2.docx
@@ -1950,6 +1950,99 @@
     </w:p>
     <w:p>
       <w:pPr>
+        <w:spacing w:line="360" w:lineRule="auto"/>
+      </w:pPr>
+      <w:r>
+        <w:rPr>
+          <w:rFonts w:ascii="Times New Roman" w:hAnsi="Times New Roman" w:eastAsia="黑体"/>
+          <w:b/>
+          <w:sz w:val="28"/>
+        </w:rPr>
+        <w:t>4.4 大模型调用量与成本对比</w:t>
+      </w:r>
+    </w:p>
+    <w:p>
+      <w:pPr>
+        <w:spacing w:line="360" w:lineRule="auto"/>
+        <w:ind w:firstLine="480"/>
+      </w:pPr>
+      <w:r>
+        <w:rPr>
+          <w:rFonts w:ascii="Times New Roman" w:hAnsi="Times New Roman" w:eastAsia="宋体"/>
+          <w:b w:val="0"/>
+          <w:sz w:val="24"/>
+        </w:rPr>
+        <w:t>分层路由的核心价值在于把初步判断的计算由远程大模型转移到本地路由层。路由层由本课题自研的轻量模型承担，在本地以毫秒级推理完成对每条评论的可疑性判断，运行时不产生任何大模型接口调用；只有被判定为可疑的评论才会触发深挖层。为量化这一机制带来的收益，本课题在验证集418条评论上按统一口径核算大模型的调用量。若不设路由层而将全部评论送入深挖层，大模型需要调用418次；接入路线A的本地路由后，被判为可疑的评论为291条，调用次数降至291次，降幅为30.4%；接入路线B的本地路由后，可疑评论为304条，调用次数降至304次，降幅为27.3%。</w:t>
+      </w:r>
+    </w:p>
+    <w:p>
+      <w:pPr>
+        <w:spacing w:line="360" w:lineRule="auto"/>
+        <w:ind w:firstLine="480"/>
+      </w:pPr>
+      <w:r>
+        <w:rPr>
+          <w:rFonts w:ascii="Times New Roman" w:hAnsi="Times New Roman" w:eastAsia="宋体"/>
+          <w:b w:val="0"/>
+          <w:sz w:val="24"/>
+        </w:rPr>
+        <w:t>在成本方面，本课题以深挖层单次调用的实测token为统一口径。深挖层单次调用按首轮调用口径实测，平均消耗输入950.4token、输出293.4token。按DeepSeek flash模型的闲时定价（输入1元每百万token、输出4元每百万token，高峰时段为北京时间周一至周五9:00至12:00与14:00至17:59，其余时段均按半价计，本核算取闲时价），单次深挖调用成本约为0.0021元。据此，全部418条评论均执行深挖的基线总成本约为0.888元；接入路线A后总成本降至0.618元，减少约0.270元，降幅为30.4%；接入路线B后总成本降至0.646元，减少约0.242元，降幅为27.3%。分层路由在不增加大模型调用总量的前提下，随着可疑评论比例的下降直接削减了调用量及其对应的成本开销，路由层以本地毫秒级推理换掉了原本需要远程大模型完成的初步判断。</w:t>
+      </w:r>
+    </w:p>
+    <w:p>
+      <w:pPr>
+        <w:jc w:val="center"/>
+      </w:pPr>
+      <w:r>
+        <w:drawing>
+          <wp:inline xmlns:a="http://schemas.openxmlformats.org/drawingml/2006/main" xmlns:pic="http://schemas.openxmlformats.org/drawingml/2006/picture">
+            <wp:extent cx="5580000" cy="2835738"/>
+            <wp:docPr id="7" name="Picture 7"/>
+            <wp:cNvGraphicFramePr>
+              <a:graphicFrameLocks noChangeAspect="1"/>
+            </wp:cNvGraphicFramePr>
+            <a:graphic>
+              <a:graphicData uri="http://schemas.openxmlformats.org/drawingml/2006/picture">
+                <pic:pic>
+                  <pic:nvPicPr>
+                    <pic:cNvPr id="0" name="call_cost_comparison.png"/>
+                    <pic:cNvPicPr/>
+                  </pic:nvPicPr>
+                  <pic:blipFill>
+                    <a:blip r:embed="rId15"/>
+                    <a:stretch>
+                      <a:fillRect/>
+                    </a:stretch>
+                  </pic:blipFill>
+                  <pic:spPr>
+                    <a:xfrm>
+                      <a:off x="0" y="0"/>
+                      <a:ext cx="5580000" cy="2835738"/>
+                    </a:xfrm>
+                    <a:prstGeom prst="rect"/>
+                  </pic:spPr>
+                </pic:pic>
+              </a:graphicData>
+            </a:graphic>
+          </wp:inline>
+        </w:drawing>
+      </w:r>
+    </w:p>
+    <w:p>
+      <w:pPr>
+        <w:jc w:val="center"/>
+      </w:pPr>
+      <w:r>
+        <w:rPr>
+          <w:rFonts w:ascii="Times New Roman" w:hAnsi="Times New Roman" w:eastAsia="宋体"/>
+          <w:b w:val="0"/>
+          <w:sz w:val="21"/>
+        </w:rPr>
+        <w:t>图7 分层路由带来的大模型调用量与成本对比</w:t>
+      </w:r>
+    </w:p>
+    <w:p>
+      <w:pPr>
         <w:spacing w:before="320" w:after="160" w:line="360" w:lineRule="auto"/>
       </w:pPr>
       <w:r>
